--- a/docs/Outils_RevLit.docx
+++ b/docs/Outils_RevLit.docx
@@ -4,6 +4,14 @@
   <w:body>
     <w:p>
       <w:pPr>
+        <w:pStyle w:val="Title"/>
+        <w:spacing w:before="0" w:after="360"/>
+        <w:contextualSpacing/>
+        <w:jc w:val="left"/>
+        <w:rPr>
+          <w:rFonts w:ascii="Tahoma" w:hAnsi="Tahoma" w:cs="Tahoma"/>
+          <w:lang w:eastAsia="en-US"/>
+        </w:rPr>
         <w:sectPr>
           <w:headerReference w:type="even" r:id="rId2"/>
           <w:headerReference w:type="default" r:id="rId3"/>
@@ -20,14 +28,6 @@
           <w:textDirection w:val="lrTb"/>
           <w:docGrid w:type="default" w:linePitch="326" w:charSpace="0"/>
         </w:sectPr>
-        <w:pStyle w:val="Title"/>
-        <w:spacing w:before="0" w:after="360"/>
-        <w:contextualSpacing/>
-        <w:jc w:val="left"/>
-        <w:rPr>
-          <w:rFonts w:ascii="Tahoma" w:hAnsi="Tahoma" w:cs="Tahoma"/>
-          <w:lang w:eastAsia="en-US"/>
-        </w:rPr>
       </w:pPr>
       <w:r>
         <w:rPr>
@@ -79,7 +79,7 @@
       </w:pPr>
       <w:r>
         <w:drawing>
-          <wp:anchor behindDoc="0" distT="0" distB="0" distL="114300" distR="114300" simplePos="0" locked="0" layoutInCell="0" allowOverlap="1" relativeHeight="3">
+          <wp:anchor distT="0" distB="0" distL="114300" distR="114300" simplePos="0" relativeHeight="3" behindDoc="0" locked="0" layoutInCell="0" allowOverlap="1">
             <wp:simplePos x="0" y="0"/>
             <wp:positionH relativeFrom="margin">
               <wp:posOffset>-43180</wp:posOffset>
@@ -185,8 +185,8 @@
         </w:trPr>
         <w:tc>
           <w:tcPr>
+            <w:cnfStyle w:val="001000000000" w:firstRow="0" w:lastRow="0" w:firstColumn="1" w:lastColumn="0" w:oddVBand="0" w:evenVBand="0" w:oddHBand="0" w:evenHBand="0" w:firstRowFirstColumn="0" w:firstRowLastColumn="0" w:lastRowFirstColumn="0" w:lastRowLastColumn="0"/>
             <w:tcW w:w="1256" w:type="dxa"/>
-            <w:cnfStyle w:val="001000000000" w:firstRow="0" w:lastRow="0" w:firstColumn="1" w:lastColumn="0" w:oddVBand="0" w:evenVBand="0" w:oddHBand="0" w:evenHBand="0" w:firstRowFirstColumn="0" w:firstRowLastColumn="0" w:lastRowFirstColumn="0" w:lastRowLastColumn="0"/>
             <w:tcBorders>
               <w:top w:val="single" w:sz="4" w:space="0" w:color="5B9BD5"/>
               <w:left w:val="single" w:sz="4" w:space="0" w:color="5B9BD5"/>
@@ -319,8 +319,8 @@
         </w:trPr>
         <w:tc>
           <w:tcPr>
+            <w:cnfStyle w:val="001000000000" w:firstRow="0" w:lastRow="0" w:firstColumn="1" w:lastColumn="0" w:oddVBand="0" w:evenVBand="0" w:oddHBand="0" w:evenHBand="0" w:firstRowFirstColumn="0" w:firstRowLastColumn="0" w:lastRowFirstColumn="0" w:lastRowLastColumn="0"/>
             <w:tcW w:w="1256" w:type="dxa"/>
-            <w:cnfStyle w:val="001000000000" w:firstRow="0" w:lastRow="0" w:firstColumn="1" w:lastColumn="0" w:oddVBand="0" w:evenVBand="0" w:oddHBand="0" w:evenHBand="0" w:firstRowFirstColumn="0" w:firstRowLastColumn="0" w:lastRowFirstColumn="0" w:lastRowLastColumn="0"/>
             <w:tcBorders/>
             <w:shd w:color="auto" w:fill="DEEAF6" w:themeFill="accent1" w:themeFillTint="33" w:val="clear"/>
             <w:vAlign w:val="center"/>
@@ -524,17 +524,51 @@
                 <w:szCs w:val="20"/>
                 <w:lang w:val="fr-FR" w:eastAsia="fr-FR" w:bidi="ar-SA"/>
               </w:rPr>
-              <w:t>$59.99 (</w:t>
+              <w:t>$59.</w:t>
             </w:r>
             <w:r>
               <w:rPr>
+                <w:b/>
                 <w:spacing w:val="4"/>
                 <w:kern w:val="0"/>
                 <w:sz w:val="20"/>
                 <w:szCs w:val="20"/>
                 <w:lang w:val="fr-FR" w:eastAsia="fr-FR" w:bidi="ar-SA"/>
               </w:rPr>
-              <w:t>tarif étudiant pour 3 revues actives, avec des fonctionnalités limitées)</w:t>
+              <w:t>88</w:t>
+            </w:r>
+            <w:r>
+              <w:rPr>
+                <w:b/>
+                <w:spacing w:val="4"/>
+                <w:kern w:val="0"/>
+                <w:sz w:val="20"/>
+                <w:szCs w:val="20"/>
+                <w:lang w:val="fr-FR" w:eastAsia="fr-FR" w:bidi="ar-SA"/>
+              </w:rPr>
+              <w:t xml:space="preserve"> </w:t>
+            </w:r>
+            <w:r>
+              <w:rPr>
+                <w:b w:val="false"/>
+                <w:bCs w:val="false"/>
+                <w:spacing w:val="4"/>
+                <w:kern w:val="0"/>
+                <w:sz w:val="20"/>
+                <w:szCs w:val="20"/>
+                <w:lang w:val="fr-FR" w:eastAsia="fr-FR" w:bidi="ar-SA"/>
+              </w:rPr>
+              <w:t>(</w:t>
+            </w:r>
+            <w:r>
+              <w:rPr>
+                <w:spacing w:val="4"/>
+                <w:kern w:val="0"/>
+                <w:sz w:val="20"/>
+                <w:szCs w:val="20"/>
+                <w:lang w:val="fr-FR" w:eastAsia="fr-FR" w:bidi="ar-SA"/>
+              </w:rPr>
+              <w:t>pour 3 revues actives, avec des fonctionnalités limitées)</w:t>
             </w:r>
           </w:p>
         </w:tc>
@@ -543,8 +577,8 @@
         <w:trPr/>
         <w:tc>
           <w:tcPr>
+            <w:cnfStyle w:val="001000000000" w:firstRow="0" w:lastRow="0" w:firstColumn="1" w:lastColumn="0" w:oddVBand="0" w:evenVBand="0" w:oddHBand="0" w:evenHBand="0" w:firstRowFirstColumn="0" w:firstRowLastColumn="0" w:lastRowFirstColumn="0" w:lastRowLastColumn="0"/>
             <w:tcW w:w="1256" w:type="dxa"/>
-            <w:cnfStyle w:val="001000000000" w:firstRow="0" w:lastRow="0" w:firstColumn="1" w:lastColumn="0" w:oddVBand="0" w:evenVBand="0" w:oddHBand="0" w:evenHBand="0" w:firstRowFirstColumn="0" w:firstRowLastColumn="0" w:lastRowFirstColumn="0" w:lastRowLastColumn="0"/>
             <w:tcBorders/>
             <w:vAlign w:val="center"/>
           </w:tcPr>
@@ -646,7 +680,18 @@
                 <w:szCs w:val="20"/>
                 <w:lang w:val="fr-FR" w:eastAsia="fr-FR" w:bidi="ar-SA"/>
               </w:rPr>
-              <w:t>Gratuit pour 1 projet, avec des fonctionnalités limitées</w:t>
+              <w:t>Essai gratuit de 2 semaines</w:t>
+            </w:r>
+            <w:r>
+              <w:rPr>
+                <w:b/>
+                <w:color w:val="auto"/>
+                <w:kern w:val="0"/>
+                <w:sz w:val="20"/>
+                <w:szCs w:val="20"/>
+                <w:lang w:val="fr-FR" w:eastAsia="fr-FR" w:bidi="ar-SA"/>
+              </w:rPr>
+              <w:t>, avec des fonctionnalités limitées</w:t>
             </w:r>
           </w:p>
           <w:p>
@@ -690,8 +735,8 @@
         </w:trPr>
         <w:tc>
           <w:tcPr>
+            <w:cnfStyle w:val="001000000000" w:firstRow="0" w:lastRow="0" w:firstColumn="1" w:lastColumn="0" w:oddVBand="0" w:evenVBand="0" w:oddHBand="0" w:evenHBand="0" w:firstRowFirstColumn="0" w:firstRowLastColumn="0" w:lastRowFirstColumn="0" w:lastRowLastColumn="0"/>
             <w:tcW w:w="1256" w:type="dxa"/>
-            <w:cnfStyle w:val="001000000000" w:firstRow="0" w:lastRow="0" w:firstColumn="1" w:lastColumn="0" w:oddVBand="0" w:evenVBand="0" w:oddHBand="0" w:evenHBand="0" w:firstRowFirstColumn="0" w:firstRowLastColumn="0" w:lastRowFirstColumn="0" w:lastRowLastColumn="0"/>
             <w:tcBorders/>
             <w:shd w:color="auto" w:fill="DEEAF6" w:themeFill="accent1" w:themeFillTint="33" w:val="clear"/>
             <w:vAlign w:val="center"/>
@@ -873,7 +918,29 @@
                 <w:szCs w:val="20"/>
                 <w:lang w:val="fr-FR" w:eastAsia="fr-FR" w:bidi="ar-SA"/>
               </w:rPr>
-              <w:t>$289</w:t>
+              <w:t>$</w:t>
+            </w:r>
+            <w:r>
+              <w:rPr>
+                <w:b/>
+                <w:spacing w:val="4"/>
+                <w:kern w:val="0"/>
+                <w:sz w:val="20"/>
+                <w:szCs w:val="20"/>
+                <w:lang w:val="fr-FR" w:eastAsia="fr-FR" w:bidi="ar-SA"/>
+              </w:rPr>
+              <w:t>33</w:t>
+            </w:r>
+            <w:r>
+              <w:rPr>
+                <w:b/>
+                <w:spacing w:val="4"/>
+                <w:kern w:val="0"/>
+                <w:sz w:val="20"/>
+                <w:szCs w:val="20"/>
+                <w:lang w:val="fr-FR" w:eastAsia="fr-FR" w:bidi="ar-SA"/>
+              </w:rPr>
+              <w:t>9</w:t>
             </w:r>
             <w:r>
               <w:rPr>
@@ -892,8 +959,8 @@
         <w:trPr/>
         <w:tc>
           <w:tcPr>
+            <w:cnfStyle w:val="001000000000" w:firstRow="0" w:lastRow="0" w:firstColumn="1" w:lastColumn="0" w:oddVBand="0" w:evenVBand="0" w:oddHBand="0" w:evenHBand="0" w:firstRowFirstColumn="0" w:firstRowLastColumn="0" w:lastRowFirstColumn="0" w:lastRowLastColumn="0"/>
             <w:tcW w:w="1256" w:type="dxa"/>
-            <w:cnfStyle w:val="001000000000" w:firstRow="0" w:lastRow="0" w:firstColumn="1" w:lastColumn="0" w:oddVBand="0" w:evenVBand="0" w:oddHBand="0" w:evenHBand="0" w:firstRowFirstColumn="0" w:firstRowLastColumn="0" w:lastRowFirstColumn="0" w:lastRowLastColumn="0"/>
             <w:tcBorders/>
             <w:vAlign w:val="center"/>
           </w:tcPr>
@@ -935,7 +1002,7 @@
           </w:tcPr>
           <w:p>
             <w:pPr>
-              <w:pStyle w:val="Commentaireuser"/>
+              <w:pStyle w:val="Commentaire"/>
               <w:widowControl/>
               <w:numPr>
                 <w:ilvl w:val="0"/>
@@ -955,7 +1022,7 @@
             </w:pPr>
             <w:r>
               <w:rPr>
-                <w:rFonts w:eastAsia="" w:cs=""/>
+                <w:rFonts w:eastAsia="" w:cs="" w:ascii="Calibri" w:hAnsi="Calibri"/>
                 <w:kern w:val="0"/>
                 <w:sz w:val="20"/>
                 <w:szCs w:val="20"/>
@@ -966,7 +1033,7 @@
           </w:p>
           <w:p>
             <w:pPr>
-              <w:pStyle w:val="Commentaireuser"/>
+              <w:pStyle w:val="Commentaire"/>
               <w:widowControl/>
               <w:numPr>
                 <w:ilvl w:val="0"/>
@@ -986,7 +1053,7 @@
             </w:pPr>
             <w:r>
               <w:rPr>
-                <w:rFonts w:eastAsia="" w:cs=""/>
+                <w:rFonts w:eastAsia="" w:cs="" w:ascii="Calibri" w:hAnsi="Calibri"/>
                 <w:kern w:val="0"/>
                 <w:sz w:val="20"/>
                 <w:szCs w:val="20"/>
@@ -1004,7 +1071,7 @@
           </w:tcPr>
           <w:p>
             <w:pPr>
-              <w:pStyle w:val="Commentaireuser"/>
+              <w:pStyle w:val="Commentaire"/>
               <w:widowControl/>
               <w:numPr>
                 <w:ilvl w:val="0"/>
@@ -1024,7 +1091,7 @@
             </w:pPr>
             <w:r>
               <w:rPr>
-                <w:rFonts w:eastAsia="" w:cs=""/>
+                <w:rFonts w:eastAsia="" w:cs="" w:ascii="Calibri" w:hAnsi="Calibri"/>
                 <w:kern w:val="0"/>
                 <w:sz w:val="20"/>
                 <w:szCs w:val="20"/>
@@ -1035,7 +1102,7 @@
           </w:p>
           <w:p>
             <w:pPr>
-              <w:pStyle w:val="Commentaireuser"/>
+              <w:pStyle w:val="Commentaire"/>
               <w:widowControl/>
               <w:numPr>
                 <w:ilvl w:val="0"/>
@@ -1055,7 +1122,7 @@
             </w:pPr>
             <w:r>
               <w:rPr>
-                <w:rFonts w:eastAsia="" w:cs=""/>
+                <w:rFonts w:eastAsia="" w:cs="" w:ascii="Calibri" w:hAnsi="Calibri"/>
                 <w:kern w:val="0"/>
                 <w:sz w:val="20"/>
                 <w:szCs w:val="20"/>
@@ -1066,7 +1133,7 @@
           </w:p>
           <w:p>
             <w:pPr>
-              <w:pStyle w:val="Commentaireuser"/>
+              <w:pStyle w:val="Commentaire"/>
               <w:widowControl/>
               <w:numPr>
                 <w:ilvl w:val="0"/>
@@ -1086,7 +1153,7 @@
             </w:pPr>
             <w:r>
               <w:rPr>
-                <w:rFonts w:eastAsia="" w:cs=""/>
+                <w:rFonts w:eastAsia="" w:cs="" w:ascii="Calibri" w:hAnsi="Calibri"/>
                 <w:spacing w:val="11"/>
                 <w:kern w:val="0"/>
                 <w:sz w:val="20"/>
@@ -1097,7 +1164,7 @@
             </w:r>
             <w:r>
               <w:rPr>
-                <w:rFonts w:eastAsia="" w:cs=""/>
+                <w:rFonts w:eastAsia="" w:cs="" w:ascii="Calibri" w:hAnsi="Calibri"/>
                 <w:b/>
                 <w:spacing w:val="4"/>
                 <w:kern w:val="0"/>
@@ -1109,7 +1176,7 @@
             </w:r>
             <w:r>
               <w:rPr>
-                <w:rFonts w:eastAsia="" w:cs=""/>
+                <w:rFonts w:eastAsia="" w:cs="" w:ascii="Calibri" w:hAnsi="Calibri"/>
                 <w:b w:val="false"/>
                 <w:bCs w:val="false"/>
                 <w:spacing w:val="4"/>
@@ -1122,7 +1189,7 @@
             </w:r>
             <w:r>
               <w:rPr>
-                <w:rFonts w:eastAsia="" w:cs=""/>
+                <w:rFonts w:eastAsia="" w:cs="" w:ascii="Calibri" w:hAnsi="Calibri"/>
                 <w:spacing w:val="4"/>
                 <w:kern w:val="0"/>
                 <w:sz w:val="20"/>
@@ -1140,8 +1207,8 @@
         </w:trPr>
         <w:tc>
           <w:tcPr>
+            <w:cnfStyle w:val="001000000000" w:firstRow="0" w:lastRow="0" w:firstColumn="1" w:lastColumn="0" w:oddVBand="0" w:evenVBand="0" w:oddHBand="0" w:evenHBand="0" w:firstRowFirstColumn="0" w:firstRowLastColumn="0" w:lastRowFirstColumn="0" w:lastRowLastColumn="0"/>
             <w:tcW w:w="1256" w:type="dxa"/>
-            <w:cnfStyle w:val="001000000000" w:firstRow="0" w:lastRow="0" w:firstColumn="1" w:lastColumn="0" w:oddVBand="0" w:evenVBand="0" w:oddHBand="0" w:evenHBand="0" w:firstRowFirstColumn="0" w:firstRowLastColumn="0" w:lastRowFirstColumn="0" w:lastRowLastColumn="0"/>
             <w:tcBorders/>
             <w:shd w:color="auto" w:fill="DEEAF6" w:themeFill="accent1" w:themeFillTint="33" w:val="clear"/>
             <w:vAlign w:val="center"/>
@@ -1184,7 +1251,7 @@
           </w:tcPr>
           <w:p>
             <w:pPr>
-              <w:pStyle w:val="Commentaireuser"/>
+              <w:pStyle w:val="Commentaire"/>
               <w:widowControl/>
               <w:numPr>
                 <w:ilvl w:val="0"/>
@@ -1204,7 +1271,7 @@
             </w:pPr>
             <w:r>
               <w:rPr>
-                <w:rFonts w:eastAsia="" w:cs=""/>
+                <w:rFonts w:eastAsia="" w:cs="" w:ascii="Calibri" w:hAnsi="Calibri"/>
                 <w:kern w:val="0"/>
                 <w:sz w:val="20"/>
                 <w:szCs w:val="20"/>
@@ -1215,7 +1282,7 @@
           </w:p>
           <w:p>
             <w:pPr>
-              <w:pStyle w:val="Commentaireuser"/>
+              <w:pStyle w:val="Commentaire"/>
               <w:widowControl/>
               <w:numPr>
                 <w:ilvl w:val="0"/>
@@ -1235,7 +1302,7 @@
             </w:pPr>
             <w:r>
               <w:rPr>
-                <w:rFonts w:eastAsia="" w:cs=""/>
+                <w:rFonts w:eastAsia="" w:cs="" w:ascii="Calibri" w:hAnsi="Calibri"/>
                 <w:kern w:val="0"/>
                 <w:sz w:val="20"/>
                 <w:szCs w:val="20"/>
@@ -1254,7 +1321,7 @@
           </w:tcPr>
           <w:p>
             <w:pPr>
-              <w:pStyle w:val="Commentaireuser"/>
+              <w:pStyle w:val="Commentaire"/>
               <w:widowControl/>
               <w:numPr>
                 <w:ilvl w:val="0"/>
@@ -1274,7 +1341,7 @@
             </w:pPr>
             <w:r>
               <w:rPr>
-                <w:rFonts w:eastAsia="" w:cs=""/>
+                <w:rFonts w:eastAsia="" w:cs="" w:ascii="Calibri" w:hAnsi="Calibri"/>
                 <w:kern w:val="0"/>
                 <w:sz w:val="20"/>
                 <w:szCs w:val="20"/>
@@ -1285,7 +1352,7 @@
           </w:p>
           <w:p>
             <w:pPr>
-              <w:pStyle w:val="Commentaireuser"/>
+              <w:pStyle w:val="Commentaire"/>
               <w:widowControl/>
               <w:numPr>
                 <w:ilvl w:val="0"/>
@@ -1305,7 +1372,7 @@
             </w:pPr>
             <w:r>
               <w:rPr>
-                <w:rFonts w:eastAsia="" w:cs=""/>
+                <w:rFonts w:eastAsia="" w:cs="" w:ascii="Calibri" w:hAnsi="Calibri"/>
                 <w:kern w:val="0"/>
                 <w:sz w:val="20"/>
                 <w:szCs w:val="20"/>
@@ -1316,7 +1383,7 @@
           </w:p>
           <w:p>
             <w:pPr>
-              <w:pStyle w:val="Commentaireuser"/>
+              <w:pStyle w:val="Commentaire"/>
               <w:widowControl/>
               <w:numPr>
                 <w:ilvl w:val="0"/>
@@ -1336,7 +1403,7 @@
             </w:pPr>
             <w:r>
               <w:rPr>
-                <w:rFonts w:eastAsia="" w:cs=""/>
+                <w:rFonts w:eastAsia="" w:cs="" w:ascii="Calibri" w:hAnsi="Calibri"/>
                 <w:spacing w:val="11"/>
                 <w:kern w:val="0"/>
                 <w:sz w:val="20"/>
@@ -1347,7 +1414,7 @@
             </w:r>
             <w:r>
               <w:rPr>
-                <w:rFonts w:eastAsia="" w:cs=""/>
+                <w:rFonts w:eastAsia="" w:cs="" w:ascii="Calibri" w:hAnsi="Calibri"/>
                 <w:b/>
                 <w:spacing w:val="4"/>
                 <w:kern w:val="0"/>
@@ -1364,8 +1431,8 @@
         <w:trPr/>
         <w:tc>
           <w:tcPr>
+            <w:cnfStyle w:val="001000000000" w:firstRow="0" w:lastRow="0" w:firstColumn="1" w:lastColumn="0" w:oddVBand="0" w:evenVBand="0" w:oddHBand="0" w:evenHBand="0" w:firstRowFirstColumn="0" w:firstRowLastColumn="0" w:lastRowFirstColumn="0" w:lastRowLastColumn="0"/>
             <w:tcW w:w="1256" w:type="dxa"/>
-            <w:cnfStyle w:val="001000000000" w:firstRow="0" w:lastRow="0" w:firstColumn="1" w:lastColumn="0" w:oddVBand="0" w:evenVBand="0" w:oddHBand="0" w:evenHBand="0" w:firstRowFirstColumn="0" w:firstRowLastColumn="0" w:lastRowFirstColumn="0" w:lastRowLastColumn="0"/>
             <w:tcBorders/>
             <w:vAlign w:val="center"/>
           </w:tcPr>
@@ -1406,7 +1473,7 @@
           </w:tcPr>
           <w:p>
             <w:pPr>
-              <w:pStyle w:val="Commentaireuser"/>
+              <w:pStyle w:val="Commentaire"/>
               <w:widowControl/>
               <w:numPr>
                 <w:ilvl w:val="0"/>
@@ -1426,7 +1493,7 @@
             </w:pPr>
             <w:r>
               <w:rPr>
-                <w:rFonts w:eastAsia="" w:cs=""/>
+                <w:rFonts w:eastAsia="" w:cs="" w:ascii="Calibri" w:hAnsi="Calibri"/>
                 <w:kern w:val="0"/>
                 <w:sz w:val="20"/>
                 <w:szCs w:val="20"/>
@@ -1437,7 +1504,7 @@
           </w:p>
           <w:p>
             <w:pPr>
-              <w:pStyle w:val="Commentaireuser"/>
+              <w:pStyle w:val="Commentaire"/>
               <w:widowControl/>
               <w:numPr>
                 <w:ilvl w:val="0"/>
@@ -1457,7 +1524,7 @@
             </w:pPr>
             <w:r>
               <w:rPr>
-                <w:rFonts w:eastAsia="" w:cs=""/>
+                <w:rFonts w:eastAsia="" w:cs="" w:ascii="Calibri" w:hAnsi="Calibri"/>
                 <w:kern w:val="0"/>
                 <w:sz w:val="20"/>
                 <w:szCs w:val="20"/>
@@ -1475,7 +1542,7 @@
           </w:tcPr>
           <w:p>
             <w:pPr>
-              <w:pStyle w:val="Commentaireuser"/>
+              <w:pStyle w:val="Commentaire"/>
               <w:widowControl/>
               <w:numPr>
                 <w:ilvl w:val="0"/>
@@ -1495,7 +1562,7 @@
             </w:pPr>
             <w:r>
               <w:rPr>
-                <w:rFonts w:eastAsia="" w:cs=""/>
+                <w:rFonts w:eastAsia="" w:cs="" w:ascii="Calibri" w:hAnsi="Calibri"/>
                 <w:kern w:val="0"/>
                 <w:sz w:val="20"/>
                 <w:szCs w:val="20"/>
@@ -1506,7 +1573,7 @@
           </w:p>
           <w:p>
             <w:pPr>
-              <w:pStyle w:val="Commentaireuser"/>
+              <w:pStyle w:val="Commentaire"/>
               <w:widowControl/>
               <w:numPr>
                 <w:ilvl w:val="0"/>
@@ -1526,7 +1593,7 @@
             </w:pPr>
             <w:r>
               <w:rPr>
-                <w:rFonts w:eastAsia="" w:cs=""/>
+                <w:rFonts w:eastAsia="" w:cs="" w:ascii="Calibri" w:hAnsi="Calibri"/>
                 <w:spacing w:val="11"/>
                 <w:kern w:val="0"/>
                 <w:sz w:val="20"/>
@@ -1537,7 +1604,7 @@
             </w:r>
             <w:r>
               <w:rPr>
-                <w:rFonts w:eastAsia="" w:cs=""/>
+                <w:rFonts w:eastAsia="" w:cs="" w:ascii="Calibri" w:hAnsi="Calibri"/>
                 <w:b/>
                 <w:spacing w:val="4"/>
                 <w:kern w:val="0"/>
@@ -1549,7 +1616,7 @@
             </w:r>
             <w:r>
               <w:rPr>
-                <w:rFonts w:eastAsia="" w:cs=""/>
+                <w:rFonts w:eastAsia="" w:cs="" w:ascii="Calibri" w:hAnsi="Calibri"/>
                 <w:spacing w:val="4"/>
                 <w:kern w:val="0"/>
                 <w:sz w:val="20"/>
@@ -1620,7 +1687,7 @@
       <mc:AlternateContent>
         <mc:Choice Requires="wpg">
           <w:drawing>
-            <wp:anchor behindDoc="1" distT="0" distB="0" distL="109220" distR="112395" simplePos="0" locked="0" layoutInCell="0" allowOverlap="1" relativeHeight="2" wp14:anchorId="09786484">
+            <wp:anchor distT="0" distB="0" distL="108585" distR="111760" simplePos="0" relativeHeight="2" behindDoc="1" locked="0" layoutInCell="0" allowOverlap="1" wp14:anchorId="09786484">
               <wp:simplePos x="0" y="0"/>
               <wp:positionH relativeFrom="page">
                 <wp:posOffset>0</wp:posOffset>
@@ -1649,8 +1716,8 @@
                       <wps:cNvSpPr/>
                       <wps:spPr>
                         <a:xfrm>
-                          <a:off x="3509640" y="511200"/>
-                          <a:ext cx="373320" cy="144000"/>
+                          <a:off x="3509640" y="511920"/>
+                          <a:ext cx="373320" cy="143640"/>
                         </a:xfrm>
                         <a:prstGeom prst="rect">
                           <a:avLst/>
@@ -1686,7 +1753,7 @@
                           </w:p>
                         </w:txbxContent>
                       </wps:txbx>
-                      <wps:bodyPr lIns="0" rIns="0" tIns="0" bIns="0" anchor="t">
+                      <wps:bodyPr lIns="0" tIns="0" rIns="0" bIns="0" anchor="t">
                         <a:noAutofit/>
                       </wps:bodyPr>
                     </wps:wsp>
@@ -1695,8 +1762,8 @@
                       <wps:cNvSpPr/>
                       <wps:spPr>
                         <a:xfrm>
-                          <a:off x="3792960" y="511200"/>
-                          <a:ext cx="92880" cy="144000"/>
+                          <a:off x="3793320" y="511920"/>
+                          <a:ext cx="92160" cy="143640"/>
                         </a:xfrm>
                         <a:prstGeom prst="rect">
                           <a:avLst/>
@@ -1745,7 +1812,7 @@
                           </w:p>
                         </w:txbxContent>
                       </wps:txbx>
-                      <wps:bodyPr lIns="0" rIns="0" tIns="0" bIns="0" anchor="t">
+                      <wps:bodyPr lIns="0" tIns="0" rIns="0" bIns="0" anchor="t">
                         <a:noAutofit/>
                       </wps:bodyPr>
                     </wps:wsp>
@@ -1754,8 +1821,8 @@
                       <wps:cNvSpPr/>
                       <wps:spPr>
                         <a:xfrm>
-                          <a:off x="3866400" y="511200"/>
-                          <a:ext cx="43920" cy="144000"/>
+                          <a:off x="3867120" y="511920"/>
+                          <a:ext cx="43200" cy="143640"/>
                         </a:xfrm>
                         <a:prstGeom prst="rect">
                           <a:avLst/>
@@ -1791,7 +1858,7 @@
                           </w:p>
                         </w:txbxContent>
                       </wps:txbx>
-                      <wps:bodyPr lIns="0" rIns="0" tIns="0" bIns="0" anchor="t">
+                      <wps:bodyPr lIns="0" tIns="0" rIns="0" bIns="0" anchor="t">
                         <a:noAutofit/>
                       </wps:bodyPr>
                     </wps:wsp>
@@ -1800,8 +1867,8 @@
                       <wps:cNvSpPr/>
                       <wps:spPr>
                         <a:xfrm>
-                          <a:off x="3901320" y="511200"/>
-                          <a:ext cx="102960" cy="144000"/>
+                          <a:off x="3902040" y="511920"/>
+                          <a:ext cx="102240" cy="143640"/>
                         </a:xfrm>
                         <a:prstGeom prst="rect">
                           <a:avLst/>
@@ -1837,7 +1904,7 @@
                           </w:p>
                         </w:txbxContent>
                       </wps:txbx>
-                      <wps:bodyPr lIns="0" rIns="0" tIns="0" bIns="0" anchor="t">
+                      <wps:bodyPr lIns="0" tIns="0" rIns="0" bIns="0" anchor="t">
                         <a:noAutofit/>
                       </wps:bodyPr>
                     </wps:wsp>
@@ -1846,8 +1913,8 @@
                       <wps:cNvSpPr/>
                       <wps:spPr>
                         <a:xfrm>
-                          <a:off x="3980880" y="511200"/>
-                          <a:ext cx="92880" cy="144000"/>
+                          <a:off x="3981600" y="511920"/>
+                          <a:ext cx="92160" cy="143640"/>
                         </a:xfrm>
                         <a:prstGeom prst="rect">
                           <a:avLst/>
@@ -1896,7 +1963,7 @@
                           </w:p>
                         </w:txbxContent>
                       </wps:txbx>
-                      <wps:bodyPr lIns="0" rIns="0" tIns="0" bIns="0" anchor="t">
+                      <wps:bodyPr lIns="0" tIns="0" rIns="0" bIns="0" anchor="t">
                         <a:noAutofit/>
                       </wps:bodyPr>
                     </wps:wsp>
@@ -1905,8 +1972,8 @@
                       <wps:cNvSpPr/>
                       <wps:spPr>
                         <a:xfrm>
-                          <a:off x="4055760" y="511200"/>
-                          <a:ext cx="43920" cy="144000"/>
+                          <a:off x="4056480" y="511920"/>
+                          <a:ext cx="43200" cy="143640"/>
                         </a:xfrm>
                         <a:prstGeom prst="rect">
                           <a:avLst/>
@@ -1942,7 +2009,7 @@
                           </w:p>
                         </w:txbxContent>
                       </wps:txbx>
-                      <wps:bodyPr lIns="0" rIns="0" tIns="0" bIns="0" anchor="t">
+                      <wps:bodyPr lIns="0" tIns="0" rIns="0" bIns="0" anchor="t">
                         <a:noAutofit/>
                       </wps:bodyPr>
                     </wps:wsp>
@@ -1951,8 +2018,8 @@
                       <wps:cNvSpPr/>
                       <wps:spPr>
                         <a:xfrm>
-                          <a:off x="901080" y="622800"/>
-                          <a:ext cx="42480" cy="202680"/>
+                          <a:off x="901080" y="623520"/>
+                          <a:ext cx="41760" cy="201960"/>
                         </a:xfrm>
                         <a:prstGeom prst="rect">
                           <a:avLst/>
@@ -1987,7 +2054,7 @@
                           </w:p>
                         </w:txbxContent>
                       </wps:txbx>
-                      <wps:bodyPr lIns="0" rIns="0" tIns="0" bIns="0" anchor="t">
+                      <wps:bodyPr lIns="0" tIns="0" rIns="0" bIns="0" anchor="t">
                         <a:noAutofit/>
                       </wps:bodyPr>
                     </wps:wsp>
@@ -1997,15 +2064,15 @@
                       <wps:spPr>
                         <a:xfrm>
                           <a:off x="0" y="0"/>
-                          <a:ext cx="7561080" cy="199440"/>
+                          <a:ext cx="7561080" cy="198720"/>
                         </a:xfrm>
                         <a:custGeom>
                           <a:avLst/>
                           <a:gdLst>
                             <a:gd name="textAreaLeft" fmla="*/ 0 w 4286520"/>
-                            <a:gd name="textAreaRight" fmla="*/ 4288320 w 4286520"/>
-                            <a:gd name="textAreaTop" fmla="*/ 0 h 113040"/>
-                            <a:gd name="textAreaBottom" fmla="*/ 114840 h 113040"/>
+                            <a:gd name="textAreaRight" fmla="*/ 4288680 w 4286520"/>
+                            <a:gd name="textAreaTop" fmla="*/ 0 h 112680"/>
+                            <a:gd name="textAreaBottom" fmla="*/ 114840 h 112680"/>
                           </a:gdLst>
                           <a:ahLst/>
                           <a:cxnLst/>
@@ -2032,7 +2099,7 @@
                           </a:pathLst>
                         </a:custGeom>
                         <a:solidFill>
-                          <a:srgbClr val="443a31"/>
+                          <a:srgbClr val="443A31"/>
                         </a:solidFill>
                         <a:ln w="0">
                           <a:noFill/>
@@ -2052,15 +2119,15 @@
                       <wps:spPr>
                         <a:xfrm>
                           <a:off x="0" y="114480"/>
-                          <a:ext cx="7561080" cy="97920"/>
+                          <a:ext cx="7561080" cy="97200"/>
                         </a:xfrm>
                         <a:custGeom>
                           <a:avLst/>
                           <a:gdLst>
                             <a:gd name="textAreaLeft" fmla="*/ 0 w 4286520"/>
-                            <a:gd name="textAreaRight" fmla="*/ 4288320 w 4286520"/>
-                            <a:gd name="textAreaTop" fmla="*/ 0 h 55440"/>
-                            <a:gd name="textAreaBottom" fmla="*/ 57240 h 55440"/>
+                            <a:gd name="textAreaRight" fmla="*/ 4288680 w 4286520"/>
+                            <a:gd name="textAreaTop" fmla="*/ 0 h 55080"/>
+                            <a:gd name="textAreaBottom" fmla="*/ 57240 h 55080"/>
                           </a:gdLst>
                           <a:ahLst/>
                           <a:cxnLst/>
@@ -2087,7 +2154,7 @@
                           </a:pathLst>
                         </a:custGeom>
                         <a:solidFill>
-                          <a:srgbClr val="009de0"/>
+                          <a:srgbClr val="009DE0"/>
                         </a:solidFill>
                         <a:ln w="0">
                           <a:noFill/>
@@ -2103,7 +2170,7 @@
                     </wps:wsp>
                     <pic:pic xmlns:pic="http://schemas.openxmlformats.org/drawingml/2006/picture">
                       <pic:nvPicPr>
-                        <pic:cNvPr id="11" name="Picture 5700" descr=""/>
+                        <pic:cNvPr id="11" name="Picture 5700"/>
                         <pic:cNvPicPr/>
                       </pic:nvPicPr>
                       <pic:blipFill>
@@ -2112,8 +2179,8 @@
                       </pic:blipFill>
                       <pic:spPr>
                         <a:xfrm>
-                          <a:off x="6109920" y="351720"/>
-                          <a:ext cx="1344960" cy="539280"/>
+                          <a:off x="6110640" y="351720"/>
+                          <a:ext cx="1344240" cy="539280"/>
                         </a:xfrm>
                         <a:prstGeom prst="rect">
                           <a:avLst/>
@@ -2126,7 +2193,7 @@
                     </pic:pic>
                     <pic:pic xmlns:pic="http://schemas.openxmlformats.org/drawingml/2006/picture">
                       <pic:nvPicPr>
-                        <pic:cNvPr id="12" name="Picture 5701" descr=""/>
+                        <pic:cNvPr id="12" name="Picture 5701"/>
                         <pic:cNvPicPr/>
                       </pic:nvPicPr>
                       <pic:blipFill>
@@ -2136,7 +2203,7 @@
                       <pic:spPr>
                         <a:xfrm>
                           <a:off x="57240" y="418320"/>
-                          <a:ext cx="1540440" cy="539280"/>
+                          <a:ext cx="1539720" cy="539280"/>
                         </a:xfrm>
                         <a:prstGeom prst="rect">
                           <a:avLst/>
@@ -2156,7 +2223,7 @@
         <mc:Fallback>
           <w:pict>
             <v:group id="shape_0" alt="Group 5697" style="position:absolute;margin-left:0pt;margin-top:0pt;width:595.35pt;height:75.4pt" coordorigin="0,0" coordsize="11907,1508">
-              <v:rect id="shape_0" ID="Rectangle 5702" path="m0,0l-2147483645,0l-2147483645,-2147483646l0,-2147483646xe" stroked="f" o:allowincell="f" style="position:absolute;left:5527;top:805;width:587;height:226;mso-wrap-style:square;v-text-anchor:top;mso-position-horizontal-relative:page;mso-position-vertical-relative:page">
+              <v:rect id="shape_0" stroked="f" o:allowincell="f" style="position:absolute;left:5527;top:806;width:587;height:225;mso-wrap-style:square;v-text-anchor:top;mso-position-horizontal-relative:page;mso-position-vertical-relative:page">
                 <v:fill o:detectmouseclick="t" on="false"/>
                 <v:stroke color="#3465a4" joinstyle="round" endcap="flat"/>
                 <v:textbox>
@@ -2181,7 +2248,7 @@
                 </v:textbox>
                 <w10:wrap type="square"/>
               </v:rect>
-              <v:rect id="shape_0" ID="Rectangle 5703" path="m0,0l-2147483645,0l-2147483645,-2147483646l0,-2147483646xe" stroked="f" o:allowincell="f" style="position:absolute;left:5973;top:805;width:145;height:226;mso-wrap-style:square;v-text-anchor:top;mso-position-horizontal-relative:page;mso-position-vertical-relative:page">
+              <v:rect id="shape_0" stroked="f" o:allowincell="f" style="position:absolute;left:5974;top:806;width:144;height:225;mso-wrap-style:square;v-text-anchor:top;mso-position-horizontal-relative:page;mso-position-vertical-relative:page">
                 <v:fill o:detectmouseclick="t" on="false"/>
                 <v:stroke color="#3465a4" joinstyle="round" endcap="flat"/>
                 <v:textbox>
@@ -2219,7 +2286,7 @@
                 </v:textbox>
                 <w10:wrap type="square"/>
               </v:rect>
-              <v:rect id="shape_0" ID="Rectangle 5704" path="m0,0l-2147483645,0l-2147483645,-2147483646l0,-2147483646xe" stroked="f" o:allowincell="f" style="position:absolute;left:6089;top:805;width:68;height:226;mso-wrap-style:square;v-text-anchor:top;mso-position-horizontal-relative:page;mso-position-vertical-relative:page">
+              <v:rect id="shape_0" stroked="f" o:allowincell="f" style="position:absolute;left:6090;top:806;width:67;height:225;mso-wrap-style:square;v-text-anchor:top;mso-position-horizontal-relative:page;mso-position-vertical-relative:page">
                 <v:fill o:detectmouseclick="t" on="false"/>
                 <v:stroke color="#3465a4" joinstyle="round" endcap="flat"/>
                 <v:textbox>
@@ -2244,7 +2311,7 @@
                 </v:textbox>
                 <w10:wrap type="square"/>
               </v:rect>
-              <v:rect id="shape_0" ID="Rectangle 5705" path="m0,0l-2147483645,0l-2147483645,-2147483646l0,-2147483646xe" stroked="f" o:allowincell="f" style="position:absolute;left:6144;top:805;width:161;height:226;mso-wrap-style:square;v-text-anchor:top;mso-position-horizontal-relative:page;mso-position-vertical-relative:page">
+              <v:rect id="shape_0" stroked="f" o:allowincell="f" style="position:absolute;left:6145;top:806;width:160;height:225;mso-wrap-style:square;v-text-anchor:top;mso-position-horizontal-relative:page;mso-position-vertical-relative:page">
                 <v:fill o:detectmouseclick="t" on="false"/>
                 <v:stroke color="#3465a4" joinstyle="round" endcap="flat"/>
                 <v:textbox>
@@ -2269,7 +2336,7 @@
                 </v:textbox>
                 <w10:wrap type="square"/>
               </v:rect>
-              <v:rect id="shape_0" ID="Rectangle 5706" path="m0,0l-2147483645,0l-2147483645,-2147483646l0,-2147483646xe" stroked="f" o:allowincell="f" style="position:absolute;left:6269;top:805;width:145;height:226;mso-wrap-style:square;v-text-anchor:top;mso-position-horizontal-relative:page;mso-position-vertical-relative:page">
+              <v:rect id="shape_0" stroked="f" o:allowincell="f" style="position:absolute;left:6270;top:806;width:144;height:225;mso-wrap-style:square;v-text-anchor:top;mso-position-horizontal-relative:page;mso-position-vertical-relative:page">
                 <v:fill o:detectmouseclick="t" on="false"/>
                 <v:stroke color="#3465a4" joinstyle="round" endcap="flat"/>
                 <v:textbox>
@@ -2307,7 +2374,7 @@
                 </v:textbox>
                 <w10:wrap type="square"/>
               </v:rect>
-              <v:rect id="shape_0" ID="Rectangle 5707" path="m0,0l-2147483645,0l-2147483645,-2147483646l0,-2147483646xe" stroked="f" o:allowincell="f" style="position:absolute;left:6387;top:805;width:68;height:226;mso-wrap-style:square;v-text-anchor:top;mso-position-horizontal-relative:page;mso-position-vertical-relative:page">
+              <v:rect id="shape_0" stroked="f" o:allowincell="f" style="position:absolute;left:6388;top:806;width:67;height:225;mso-wrap-style:square;v-text-anchor:top;mso-position-horizontal-relative:page;mso-position-vertical-relative:page">
                 <v:fill o:detectmouseclick="t" on="false"/>
                 <v:stroke color="#3465a4" joinstyle="round" endcap="flat"/>
                 <v:textbox>
@@ -2332,7 +2399,7 @@
                 </v:textbox>
                 <w10:wrap type="square"/>
               </v:rect>
-              <v:rect id="shape_0" ID="Rectangle 5708" path="m0,0l-2147483645,0l-2147483645,-2147483646l0,-2147483646xe" stroked="f" o:allowincell="f" style="position:absolute;left:1419;top:981;width:66;height:318;mso-wrap-style:square;v-text-anchor:top;mso-position-horizontal-relative:page;mso-position-vertical-relative:page">
+              <v:rect id="shape_0" stroked="f" o:allowincell="f" style="position:absolute;left:1419;top:982;width:65;height:317;mso-wrap-style:square;v-text-anchor:top;mso-position-horizontal-relative:page;mso-position-vertical-relative:page">
                 <v:fill o:detectmouseclick="t" on="false"/>
                 <v:stroke color="#3465a4" joinstyle="round" endcap="flat"/>
                 <v:textbox>
@@ -2375,12 +2442,12 @@
                 <v:path o:extrusionok="f" gradientshapeok="t" o:connecttype="rect"/>
                 <o:lock v:ext="edit" aspectratio="t"/>
               </v:shapetype>
-              <v:shape id="shape_0" ID="Picture 5700" stroked="f" o:allowincell="f" style="position:absolute;left:9622;top:554;width:2117;height:848;mso-wrap-style:none;v-text-anchor:middle;mso-position-horizontal-relative:page;mso-position-vertical-relative:page" type="_x0000_t75">
+              <v:shape id="shape_0" stroked="f" o:allowincell="f" style="position:absolute;left:9623;top:554;width:2116;height:848;mso-wrap-style:none;v-text-anchor:middle;mso-position-horizontal-relative:page;mso-position-vertical-relative:page" type="_x0000_t75">
                 <v:imagedata r:id="rId3" o:detectmouseclick="t"/>
                 <v:stroke color="#3465a4" joinstyle="round" endcap="flat"/>
                 <w10:wrap type="square"/>
               </v:shape>
-              <v:shape id="shape_0" ID="Picture 5701" stroked="f" o:allowincell="f" style="position:absolute;left:90;top:659;width:2425;height:848;mso-wrap-style:none;v-text-anchor:middle;mso-position-horizontal-relative:page;mso-position-vertical-relative:page" type="_x0000_t75">
+              <v:shape id="shape_0" stroked="f" o:allowincell="f" style="position:absolute;left:90;top:659;width:2424;height:848;mso-wrap-style:none;v-text-anchor:middle;mso-position-horizontal-relative:page;mso-position-vertical-relative:page" type="_x0000_t75">
                 <v:imagedata r:id="rId4" o:detectmouseclick="t"/>
                 <v:stroke color="#3465a4" joinstyle="round" endcap="flat"/>
                 <w10:wrap type="square"/>
@@ -2398,13 +2465,13 @@
 <w:ftr xmlns:o="urn:schemas-microsoft-com:office:office" xmlns:r="http://schemas.openxmlformats.org/officeDocument/2006/relationships" xmlns:v="urn:schemas-microsoft-com:vml" xmlns:w="http://schemas.openxmlformats.org/wordprocessingml/2006/main" xmlns:w10="urn:schemas-microsoft-com:office:word" xmlns:wp="http://schemas.openxmlformats.org/drawingml/2006/wordprocessingDrawing" xmlns:pic="http://schemas.openxmlformats.org/drawingml/2006/picture" xmlns:wps="http://schemas.microsoft.com/office/word/2010/wordprocessingShape" xmlns:wpg="http://schemas.microsoft.com/office/word/2010/wordprocessingGroup" xmlns:mc="http://schemas.openxmlformats.org/markup-compatibility/2006" xmlns:wp14="http://schemas.microsoft.com/office/word/2010/wordprocessingDrawing" xmlns:w14="http://schemas.microsoft.com/office/word/2010/wordml" xmlns:w15="http://schemas.microsoft.com/office/word/2012/wordml" mc:Ignorable="w14 wp14 w15">
   <w:sdt>
     <w:sdtPr>
+      <w:id w:val="1728636285"/>
       <w:docPartObj>
         <w:docPartGallery w:val="Page Numbers (Bottom of Page)"/>
         <w:docPartUnique w:val="true"/>
         <w:docPartGallery w:val="Page Numbers (Top of Page)"/>
         <w:docPartUnique w:val="true"/>
       </w:docPartObj>
-      <w:id w:val="1728636285"/>
     </w:sdtPr>
     <w:sdtContent>
       <w:p>
@@ -2428,32 +2495,32 @@
         <w:r>
           <w:rPr>
             <w:b/>
+            <w:bCs/>
             <w:szCs w:val="24"/>
-            <w:bCs/>
           </w:rPr>
           <w:instrText xml:space="preserve"> PAGE </w:instrText>
         </w:r>
         <w:r>
           <w:rPr>
             <w:b/>
+            <w:bCs/>
             <w:szCs w:val="24"/>
-            <w:bCs/>
           </w:rPr>
           <w:fldChar w:fldCharType="separate"/>
         </w:r>
         <w:r>
           <w:rPr>
             <w:b/>
+            <w:bCs/>
             <w:szCs w:val="24"/>
-            <w:bCs/>
           </w:rPr>
           <w:t>0</w:t>
         </w:r>
         <w:r>
           <w:rPr>
             <w:b/>
+            <w:bCs/>
             <w:szCs w:val="24"/>
-            <w:bCs/>
           </w:rPr>
           <w:fldChar w:fldCharType="end"/>
         </w:r>
@@ -2472,32 +2539,32 @@
         <w:r>
           <w:rPr>
             <w:b/>
+            <w:bCs/>
             <w:szCs w:val="24"/>
-            <w:bCs/>
           </w:rPr>
           <w:instrText xml:space="preserve"> NUMPAGES </w:instrText>
         </w:r>
         <w:r>
           <w:rPr>
             <w:b/>
+            <w:bCs/>
             <w:szCs w:val="24"/>
-            <w:bCs/>
           </w:rPr>
           <w:fldChar w:fldCharType="separate"/>
         </w:r>
         <w:r>
           <w:rPr>
             <w:b/>
+            <w:bCs/>
             <w:szCs w:val="24"/>
-            <w:bCs/>
           </w:rPr>
           <w:t>2</w:t>
         </w:r>
         <w:r>
           <w:rPr>
             <w:b/>
+            <w:bCs/>
             <w:szCs w:val="24"/>
-            <w:bCs/>
           </w:rPr>
           <w:fldChar w:fldCharType="end"/>
         </w:r>
@@ -2523,13 +2590,13 @@
 <w:ftr xmlns:o="urn:schemas-microsoft-com:office:office" xmlns:r="http://schemas.openxmlformats.org/officeDocument/2006/relationships" xmlns:v="urn:schemas-microsoft-com:vml" xmlns:w="http://schemas.openxmlformats.org/wordprocessingml/2006/main" xmlns:w10="urn:schemas-microsoft-com:office:word" xmlns:wp="http://schemas.openxmlformats.org/drawingml/2006/wordprocessingDrawing" xmlns:pic="http://schemas.openxmlformats.org/drawingml/2006/picture" xmlns:wps="http://schemas.microsoft.com/office/word/2010/wordprocessingShape" xmlns:wpg="http://schemas.microsoft.com/office/word/2010/wordprocessingGroup" xmlns:mc="http://schemas.openxmlformats.org/markup-compatibility/2006" xmlns:wp14="http://schemas.microsoft.com/office/word/2010/wordprocessingDrawing" xmlns:w14="http://schemas.microsoft.com/office/word/2010/wordml" xmlns:w15="http://schemas.microsoft.com/office/word/2012/wordml" mc:Ignorable="w14 wp14 w15">
   <w:sdt>
     <w:sdtPr>
+      <w:id w:val="1728636285"/>
       <w:docPartObj>
         <w:docPartGallery w:val="Page Numbers (Bottom of Page)"/>
         <w:docPartUnique w:val="true"/>
         <w:docPartGallery w:val="Page Numbers (Top of Page)"/>
         <w:docPartUnique w:val="true"/>
       </w:docPartObj>
-      <w:id w:val="1728636285"/>
     </w:sdtPr>
     <w:sdtContent>
       <w:p>
@@ -2591,13 +2658,13 @@
 <w:ftr xmlns:o="urn:schemas-microsoft-com:office:office" xmlns:r="http://schemas.openxmlformats.org/officeDocument/2006/relationships" xmlns:v="urn:schemas-microsoft-com:vml" xmlns:w="http://schemas.openxmlformats.org/wordprocessingml/2006/main" xmlns:w10="urn:schemas-microsoft-com:office:word" xmlns:wp="http://schemas.openxmlformats.org/drawingml/2006/wordprocessingDrawing" xmlns:pic="http://schemas.openxmlformats.org/drawingml/2006/picture" xmlns:wps="http://schemas.microsoft.com/office/word/2010/wordprocessingShape" xmlns:wpg="http://schemas.microsoft.com/office/word/2010/wordprocessingGroup" xmlns:mc="http://schemas.openxmlformats.org/markup-compatibility/2006" xmlns:wp14="http://schemas.microsoft.com/office/word/2010/wordprocessingDrawing" xmlns:w14="http://schemas.microsoft.com/office/word/2010/wordml" xmlns:w15="http://schemas.microsoft.com/office/word/2012/wordml" mc:Ignorable="w14 wp14 w15">
   <w:sdt>
     <w:sdtPr>
+      <w:id w:val="-256446741"/>
       <w:docPartObj>
         <w:docPartGallery w:val="Page Numbers (Bottom of Page)"/>
         <w:docPartUnique w:val="true"/>
         <w:docPartGallery w:val="Page Numbers (Top of Page)"/>
         <w:docPartUnique w:val="true"/>
       </w:docPartObj>
-      <w:id w:val="-256446741"/>
     </w:sdtPr>
     <w:sdtContent>
       <w:p>
@@ -2627,13 +2694,13 @@
 <w:ftr xmlns:o="urn:schemas-microsoft-com:office:office" xmlns:r="http://schemas.openxmlformats.org/officeDocument/2006/relationships" xmlns:v="urn:schemas-microsoft-com:vml" xmlns:w="http://schemas.openxmlformats.org/wordprocessingml/2006/main" xmlns:w10="urn:schemas-microsoft-com:office:word" xmlns:wp="http://schemas.openxmlformats.org/drawingml/2006/wordprocessingDrawing" xmlns:pic="http://schemas.openxmlformats.org/drawingml/2006/picture" xmlns:wps="http://schemas.microsoft.com/office/word/2010/wordprocessingShape" xmlns:wpg="http://schemas.microsoft.com/office/word/2010/wordprocessingGroup" xmlns:mc="http://schemas.openxmlformats.org/markup-compatibility/2006" xmlns:wp14="http://schemas.microsoft.com/office/word/2010/wordprocessingDrawing" xmlns:w14="http://schemas.microsoft.com/office/word/2010/wordml" xmlns:w15="http://schemas.microsoft.com/office/word/2012/wordml" mc:Ignorable="w14 wp14 w15">
   <w:sdt>
     <w:sdtPr>
+      <w:id w:val="-256446741"/>
       <w:docPartObj>
         <w:docPartGallery w:val="Page Numbers (Bottom of Page)"/>
         <w:docPartUnique w:val="true"/>
         <w:docPartGallery w:val="Page Numbers (Top of Page)"/>
         <w:docPartUnique w:val="true"/>
       </w:docPartObj>
-      <w:id w:val="-256446741"/>
     </w:sdtPr>
     <w:sdtContent>
       <w:p>
@@ -2826,7 +2893,47 @@
         <w:color w:val="3B3838"/>
         <w:sz w:val="18"/>
       </w:rPr>
-      <w:t xml:space="preserve"> - màj 2025-09-16</w:t>
+      <w:t xml:space="preserve"> - màj 202</w:t>
+    </w:r>
+    <w:r>
+      <w:rPr>
+        <w:rFonts w:eastAsia="Tahoma" w:cs="Tahoma" w:ascii="Tahoma" w:hAnsi="Tahoma"/>
+        <w:color w:val="3B3838"/>
+        <w:sz w:val="18"/>
+      </w:rPr>
+      <w:t>6</w:t>
+    </w:r>
+    <w:r>
+      <w:rPr>
+        <w:rFonts w:eastAsia="Tahoma" w:cs="Tahoma" w:ascii="Tahoma" w:hAnsi="Tahoma"/>
+        <w:color w:val="3B3838"/>
+        <w:sz w:val="18"/>
+      </w:rPr>
+      <w:t>-0</w:t>
+    </w:r>
+    <w:r>
+      <w:rPr>
+        <w:rFonts w:eastAsia="Tahoma" w:cs="Tahoma" w:ascii="Tahoma" w:hAnsi="Tahoma"/>
+        <w:color w:val="3B3838"/>
+        <w:sz w:val="18"/>
+      </w:rPr>
+      <w:t>5</w:t>
+    </w:r>
+    <w:r>
+      <w:rPr>
+        <w:rFonts w:eastAsia="Tahoma" w:cs="Tahoma" w:ascii="Tahoma" w:hAnsi="Tahoma"/>
+        <w:color w:val="3B3838"/>
+        <w:sz w:val="18"/>
+      </w:rPr>
+      <w:t>-</w:t>
+    </w:r>
+    <w:r>
+      <w:rPr>
+        <w:rFonts w:eastAsia="Tahoma" w:cs="Tahoma" w:ascii="Tahoma" w:hAnsi="Tahoma"/>
+        <w:color w:val="3B3838"/>
+        <w:sz w:val="18"/>
+      </w:rPr>
+      <w:t>05</w:t>
     </w:r>
   </w:p>
 </w:hdr>
@@ -2867,7 +2974,47 @@
         <w:color w:val="3B3838"/>
         <w:sz w:val="18"/>
       </w:rPr>
-      <w:t xml:space="preserve"> - màj 2025-09-16</w:t>
+      <w:t xml:space="preserve"> - màj 202</w:t>
+    </w:r>
+    <w:r>
+      <w:rPr>
+        <w:rFonts w:eastAsia="Tahoma" w:cs="Tahoma" w:ascii="Tahoma" w:hAnsi="Tahoma"/>
+        <w:color w:val="3B3838"/>
+        <w:sz w:val="18"/>
+      </w:rPr>
+      <w:t>6</w:t>
+    </w:r>
+    <w:r>
+      <w:rPr>
+        <w:rFonts w:eastAsia="Tahoma" w:cs="Tahoma" w:ascii="Tahoma" w:hAnsi="Tahoma"/>
+        <w:color w:val="3B3838"/>
+        <w:sz w:val="18"/>
+      </w:rPr>
+      <w:t>-0</w:t>
+    </w:r>
+    <w:r>
+      <w:rPr>
+        <w:rFonts w:eastAsia="Tahoma" w:cs="Tahoma" w:ascii="Tahoma" w:hAnsi="Tahoma"/>
+        <w:color w:val="3B3838"/>
+        <w:sz w:val="18"/>
+      </w:rPr>
+      <w:t>5</w:t>
+    </w:r>
+    <w:r>
+      <w:rPr>
+        <w:rFonts w:eastAsia="Tahoma" w:cs="Tahoma" w:ascii="Tahoma" w:hAnsi="Tahoma"/>
+        <w:color w:val="3B3838"/>
+        <w:sz w:val="18"/>
+      </w:rPr>
+      <w:t>-</w:t>
+    </w:r>
+    <w:r>
+      <w:rPr>
+        <w:rFonts w:eastAsia="Tahoma" w:cs="Tahoma" w:ascii="Tahoma" w:hAnsi="Tahoma"/>
+        <w:color w:val="3B3838"/>
+        <w:sz w:val="18"/>
+      </w:rPr>
+      <w:t>05</w:t>
     </w:r>
   </w:p>
 </w:hdr>
@@ -4084,8 +4231,8 @@
       <w:szCs w:val="20"/>
     </w:rPr>
   </w:style>
-  <w:style w:type="character" w:styleId="Caractresdenotedebasdepageuser">
-    <w:name w:val="Caractères de note de bas de page (user)"/>
+  <w:style w:type="character" w:styleId="Caractresdenotedebasdepage">
+    <w:name w:val="Caractères de note de bas de page"/>
     <w:uiPriority w:val="99"/>
     <w:semiHidden/>
     <w:unhideWhenUsed/>
@@ -4095,8 +4242,8 @@
       <w:vertAlign w:val="superscript"/>
     </w:rPr>
   </w:style>
-  <w:style w:type="character" w:styleId="Caractresdenotedebasdepage">
-    <w:name w:val="Caractères de note de bas de page"/>
+  <w:style w:type="character" w:styleId="Caractresdenotedebasdepageuser">
+    <w:name w:val="Caractères de note de bas de page (user)"/>
     <w:qFormat/>
     <w:rPr>
       <w:vertAlign w:val="superscript"/>
@@ -4258,10 +4405,17 @@
       <w:sz w:val="24"/>
     </w:rPr>
   </w:style>
-  <w:style w:type="character" w:styleId="Sautdindexuser">
-    <w:name w:val="Saut d'index (user)"/>
+  <w:style w:type="character" w:styleId="Sautdindex">
+    <w:name w:val="Saut d'index"/>
     <w:qFormat/>
     <w:rPr/>
+  </w:style>
+  <w:style w:type="character" w:styleId="Caractresdenotedefin">
+    <w:name w:val="Caractères de note de fin"/>
+    <w:qFormat/>
+    <w:rPr>
+      <w:vertAlign w:val="superscript"/>
+    </w:rPr>
   </w:style>
   <w:style w:type="character" w:styleId="Caractresdenotedefinuser">
     <w:name w:val="Caractères de note de fin (user)"/>
@@ -4270,21 +4424,14 @@
       <w:vertAlign w:val="superscript"/>
     </w:rPr>
   </w:style>
-  <w:style w:type="character" w:styleId="Caractresdenotedefin">
-    <w:name w:val="Caractères de note de fin"/>
-    <w:qFormat/>
-    <w:rPr>
-      <w:vertAlign w:val="superscript"/>
-    </w:rPr>
-  </w:style>
   <w:style w:type="character" w:styleId="EndnoteReference">
     <w:name w:val="endnote reference"/>
     <w:rPr>
       <w:vertAlign w:val="superscript"/>
     </w:rPr>
   </w:style>
-  <w:style w:type="character" w:styleId="Pucesuser">
-    <w:name w:val="Puces (user)"/>
+  <w:style w:type="character" w:styleId="Puces">
+    <w:name w:val="Puces"/>
     <w:qFormat/>
     <w:rPr>
       <w:rFonts w:ascii="OpenSymbol" w:hAnsi="OpenSymbol" w:eastAsia="OpenSymbol" w:cs="OpenSymbol"/>
@@ -4403,7 +4550,7 @@
   </w:style>
   <w:style w:type="paragraph" w:styleId="IndexHeading">
     <w:name w:val="index heading"/>
-    <w:basedOn w:val="Titreuser"/>
+    <w:basedOn w:val="Titre"/>
     <w:pPr/>
     <w:rPr/>
   </w:style>
@@ -4479,15 +4626,15 @@
     </w:pPr>
     <w:rPr/>
   </w:style>
-  <w:style w:type="paragraph" w:styleId="En-tteetpieddepageuser">
-    <w:name w:val="En-tête et pied de page (user)"/>
+  <w:style w:type="paragraph" w:styleId="En-tteetpieddepage">
+    <w:name w:val="En-tête et pied de page"/>
     <w:basedOn w:val="Normal"/>
     <w:qFormat/>
     <w:pPr/>
     <w:rPr/>
   </w:style>
-  <w:style w:type="paragraph" w:styleId="En-tteetpieddepage">
-    <w:name w:val="En-tête et pied de page"/>
+  <w:style w:type="paragraph" w:styleId="En-tteetpieddepageuser">
+    <w:name w:val="En-tête et pied de page (user)"/>
     <w:basedOn w:val="Normal"/>
     <w:qFormat/>
     <w:pPr/>
@@ -4642,22 +4789,22 @@
     </w:pPr>
     <w:rPr/>
   </w:style>
-  <w:style w:type="paragraph" w:styleId="Contenudecadreuser">
-    <w:name w:val="Contenu de cadre (user)"/>
+  <w:style w:type="paragraph" w:styleId="Contenudecadre">
+    <w:name w:val="Contenu de cadre"/>
     <w:basedOn w:val="Normal"/>
     <w:qFormat/>
     <w:pPr/>
     <w:rPr/>
   </w:style>
-  <w:style w:type="paragraph" w:styleId="En-ttegaucheuser">
-    <w:name w:val="En-tête gauche (user)"/>
+  <w:style w:type="paragraph" w:styleId="En-ttegauche">
+    <w:name w:val="En-tête gauche"/>
     <w:basedOn w:val="Header"/>
     <w:qFormat/>
     <w:pPr/>
     <w:rPr/>
   </w:style>
-  <w:style w:type="paragraph" w:styleId="Commentaireuser">
-    <w:name w:val="Commentaire (user)"/>
+  <w:style w:type="paragraph" w:styleId="Commentaire">
+    <w:name w:val="Commentaire"/>
     <w:basedOn w:val="Normal"/>
     <w:qFormat/>
     <w:pPr>
@@ -4669,15 +4816,15 @@
       <w:szCs w:val="20"/>
     </w:rPr>
   </w:style>
-  <w:style w:type="paragraph" w:styleId="Contenudecadre">
-    <w:name w:val="Contenu de cadre"/>
+  <w:style w:type="paragraph" w:styleId="Contenudecadreuser">
+    <w:name w:val="Contenu de cadre (user)"/>
     <w:basedOn w:val="Normal"/>
     <w:qFormat/>
     <w:pPr/>
     <w:rPr/>
   </w:style>
-  <w:style w:type="numbering" w:styleId="Pasdelisteuser" w:default="1">
-    <w:name w:val="Pas de liste (user)"/>
+  <w:style w:type="numbering" w:styleId="Pasdeliste" w:default="1">
+    <w:name w:val="Pas de liste"/>
     <w:uiPriority w:val="99"/>
     <w:semiHidden/>
     <w:unhideWhenUsed/>
@@ -4740,7 +4887,7 @@
       <w:rPr>
         <w:b/>
         <w:bCs/>
-        <w:color w:themeColor="background1"/>
+        <w:color w:val="000000" w:themeColor="background1"/>
       </w:rPr>
       <w:tblPr/>
       <w:tcPr>
@@ -4818,7 +4965,7 @@
       <w:rPr>
         <w:b/>
         <w:bCs/>
-        <w:color w:themeColor="background1"/>
+        <w:color w:val="000000" w:themeColor="background1"/>
       </w:rPr>
       <w:tblPr/>
       <w:tcPr>
@@ -4883,37 +5030,37 @@
         <a:srgbClr val="000000"/>
       </a:dk1>
       <a:lt1>
-        <a:srgbClr val="ffffff"/>
+        <a:srgbClr val="FFFFFF"/>
       </a:lt1>
       <a:dk2>
-        <a:srgbClr val="44546a"/>
+        <a:srgbClr val="44546A"/>
       </a:dk2>
       <a:lt2>
-        <a:srgbClr val="e7e6e6"/>
+        <a:srgbClr val="E7E6E6"/>
       </a:lt2>
       <a:accent1>
-        <a:srgbClr val="5b9bd5"/>
+        <a:srgbClr val="5B9BD5"/>
       </a:accent1>
       <a:accent2>
-        <a:srgbClr val="ed7d31"/>
+        <a:srgbClr val="ED7D31"/>
       </a:accent2>
       <a:accent3>
-        <a:srgbClr val="a5a5a5"/>
+        <a:srgbClr val="A5A5A5"/>
       </a:accent3>
       <a:accent4>
-        <a:srgbClr val="ffc000"/>
+        <a:srgbClr val="FFC000"/>
       </a:accent4>
       <a:accent5>
-        <a:srgbClr val="4472c4"/>
+        <a:srgbClr val="4472C4"/>
       </a:accent5>
       <a:accent6>
-        <a:srgbClr val="70ad47"/>
+        <a:srgbClr val="70AD47"/>
       </a:accent6>
       <a:hlink>
-        <a:srgbClr val="0563c1"/>
+        <a:srgbClr val="0563C1"/>
       </a:hlink>
       <a:folHlink>
-        <a:srgbClr val="954f72"/>
+        <a:srgbClr val="954F72"/>
       </a:folHlink>
     </a:clrScheme>
     <a:fontScheme name="Office">
